--- a/Phân tích thiết kế/Phân tích thiết kế hệ thống.docx
+++ b/Phân tích thiết kế/Phân tích thiết kế hệ thống.docx
@@ -3784,10 +3784,10 @@
           <w:noProof/>
         </w:rPr>
         <w:drawing>
-          <wp:inline distT="0" distB="0" distL="0" distR="0" wp14:anchorId="7D2591BC" wp14:editId="70CD5E66">
-            <wp:extent cx="5943600" cy="6549390"/>
-            <wp:effectExtent l="0" t="0" r="0" b="3810"/>
-            <wp:docPr id="748875572" name="Picture 1"/>
+          <wp:inline distT="0" distB="0" distL="0" distR="0" wp14:anchorId="34192263" wp14:editId="165B8AC7">
+            <wp:extent cx="5943600" cy="6572885"/>
+            <wp:effectExtent l="0" t="0" r="0" b="0"/>
+            <wp:docPr id="1818322945" name="Picture 1"/>
             <wp:cNvGraphicFramePr>
               <a:graphicFrameLocks xmlns:a="http://schemas.openxmlformats.org/drawingml/2006/main" noChangeAspect="1"/>
             </wp:cNvGraphicFramePr>
@@ -3795,7 +3795,7 @@
               <a:graphicData uri="http://schemas.openxmlformats.org/drawingml/2006/picture">
                 <pic:pic xmlns:pic="http://schemas.openxmlformats.org/drawingml/2006/picture">
                   <pic:nvPicPr>
-                    <pic:cNvPr id="748875572" name=""/>
+                    <pic:cNvPr id="1818322945" name=""/>
                     <pic:cNvPicPr/>
                   </pic:nvPicPr>
                   <pic:blipFill>
@@ -3807,7 +3807,7 @@
                   <pic:spPr>
                     <a:xfrm>
                       <a:off x="0" y="0"/>
-                      <a:ext cx="5943600" cy="6549390"/>
+                      <a:ext cx="5943600" cy="6572885"/>
                     </a:xfrm>
                     <a:prstGeom prst="rect">
                       <a:avLst/>
@@ -3822,86 +3822,27 @@
     </w:p>
     <w:p>
       <w:pPr>
-        <w:pStyle w:val="Caption"/>
-        <w:jc w:val="center"/>
-        <w:rPr>
-          <w:i w:val="0"/>
-          <w:iCs w:val="0"/>
-          <w:color w:val="000000" w:themeColor="text1"/>
-          <w:sz w:val="24"/>
-          <w:szCs w:val="24"/>
-        </w:rPr>
-      </w:pPr>
-      <w:r>
-        <w:rPr>
-          <w:i w:val="0"/>
-          <w:iCs w:val="0"/>
-          <w:color w:val="000000" w:themeColor="text1"/>
-          <w:sz w:val="24"/>
-          <w:szCs w:val="24"/>
-        </w:rPr>
+        <w:pStyle w:val="Tnnh"/>
+        <w:rPr>
+          <w:noProof/>
+        </w:rPr>
+      </w:pPr>
+      <w:r>
         <w:t xml:space="preserve">Hình </w:t>
       </w:r>
-      <w:r>
-        <w:rPr>
-          <w:i w:val="0"/>
-          <w:iCs w:val="0"/>
-          <w:color w:val="000000" w:themeColor="text1"/>
-          <w:sz w:val="24"/>
-          <w:szCs w:val="24"/>
-        </w:rPr>
-        <w:fldChar w:fldCharType="begin"/>
-      </w:r>
-      <w:r>
-        <w:rPr>
-          <w:i w:val="0"/>
-          <w:iCs w:val="0"/>
-          <w:color w:val="000000" w:themeColor="text1"/>
-          <w:sz w:val="24"/>
-          <w:szCs w:val="24"/>
-        </w:rPr>
-        <w:instrText xml:space="preserve"> SEQ Hình \* ARABIC </w:instrText>
-      </w:r>
-      <w:r>
-        <w:rPr>
-          <w:i w:val="0"/>
-          <w:iCs w:val="0"/>
-          <w:color w:val="000000" w:themeColor="text1"/>
-          <w:sz w:val="24"/>
-          <w:szCs w:val="24"/>
-        </w:rPr>
-        <w:fldChar w:fldCharType="separate"/>
-      </w:r>
-      <w:r>
-        <w:rPr>
-          <w:i w:val="0"/>
-          <w:iCs w:val="0"/>
-          <w:noProof/>
-          <w:color w:val="000000" w:themeColor="text1"/>
-          <w:sz w:val="24"/>
-          <w:szCs w:val="24"/>
-        </w:rPr>
-        <w:t>1</w:t>
-      </w:r>
-      <w:r>
-        <w:rPr>
-          <w:i w:val="0"/>
-          <w:iCs w:val="0"/>
-          <w:color w:val="000000" w:themeColor="text1"/>
-          <w:sz w:val="24"/>
-          <w:szCs w:val="24"/>
-        </w:rPr>
-        <w:fldChar w:fldCharType="end"/>
-      </w:r>
-      <w:r>
-        <w:rPr>
-          <w:i w:val="0"/>
-          <w:iCs w:val="0"/>
-          <w:color w:val="000000" w:themeColor="text1"/>
-          <w:sz w:val="24"/>
-          <w:szCs w:val="24"/>
-        </w:rPr>
-        <w:t>. Biểu đồ Usecase tổng quan</w:t>
+      <w:fldSimple w:instr=" SEQ Hình \* ARABIC ">
+        <w:r>
+          <w:rPr>
+            <w:noProof/>
+          </w:rPr>
+          <w:t>1</w:t>
+        </w:r>
+      </w:fldSimple>
+      <w:r>
+        <w:t xml:space="preserve">. </w:t>
+      </w:r>
+      <w:r>
+        <w:t>Biểu đồ Usecase tổng quan</w:t>
       </w:r>
     </w:p>
     <w:p>
@@ -4781,10 +4722,10 @@
           <w:noProof/>
         </w:rPr>
         <w:drawing>
-          <wp:inline distT="0" distB="0" distL="0" distR="0" wp14:anchorId="5BE52EB7" wp14:editId="3113B0AC">
-            <wp:extent cx="5943600" cy="4076700"/>
+          <wp:inline distT="0" distB="0" distL="0" distR="0" wp14:anchorId="4D0903B8" wp14:editId="71A4497A">
+            <wp:extent cx="5943600" cy="3260090"/>
             <wp:effectExtent l="0" t="0" r="0" b="0"/>
-            <wp:docPr id="978397699" name="Picture 1"/>
+            <wp:docPr id="1498814343" name="Picture 1"/>
             <wp:cNvGraphicFramePr>
               <a:graphicFrameLocks xmlns:a="http://schemas.openxmlformats.org/drawingml/2006/main" noChangeAspect="1"/>
             </wp:cNvGraphicFramePr>
@@ -4792,7 +4733,7 @@
               <a:graphicData uri="http://schemas.openxmlformats.org/drawingml/2006/picture">
                 <pic:pic xmlns:pic="http://schemas.openxmlformats.org/drawingml/2006/picture">
                   <pic:nvPicPr>
-                    <pic:cNvPr id="978397699" name=""/>
+                    <pic:cNvPr id="1498814343" name=""/>
                     <pic:cNvPicPr/>
                   </pic:nvPicPr>
                   <pic:blipFill>
@@ -4804,7 +4745,7 @@
                   <pic:spPr>
                     <a:xfrm>
                       <a:off x="0" y="0"/>
-                      <a:ext cx="5943600" cy="4076700"/>
+                      <a:ext cx="5943600" cy="3260090"/>
                     </a:xfrm>
                     <a:prstGeom prst="rect">
                       <a:avLst/>
@@ -4827,45 +4768,32 @@
       <w:r>
         <w:t xml:space="preserve">Hình </w:t>
       </w:r>
-      <w:r>
-        <w:fldChar w:fldCharType="begin"/>
-      </w:r>
-      <w:r>
-        <w:instrText xml:space="preserve"> SEQ Hình \* ARABIC </w:instrText>
-      </w:r>
-      <w:r>
-        <w:fldChar w:fldCharType="separate"/>
-      </w:r>
-      <w:r>
+      <w:fldSimple w:instr=" SEQ Hình \* ARABIC ">
+        <w:r>
+          <w:rPr>
+            <w:noProof/>
+          </w:rPr>
+          <w:t>2</w:t>
+        </w:r>
+      </w:fldSimple>
+      <w:r>
+        <w:rPr>
+          <w:rFonts w:hint="eastAsia"/>
+        </w:rPr>
+        <w:t xml:space="preserve">. </w:t>
+      </w:r>
+      <w:r>
+        <w:t>Sơ đồ phân rã Usecase “Học các khóa học”</w:t>
+      </w:r>
+    </w:p>
+    <w:p>
+      <w:pPr>
+        <w:pStyle w:val="Tnnh"/>
+        <w:jc w:val="left"/>
         <w:rPr>
           <w:noProof/>
         </w:rPr>
-        <w:t>2</w:t>
-      </w:r>
-      <w:r>
-        <w:fldChar w:fldCharType="end"/>
-      </w:r>
-      <w:r>
-        <w:t xml:space="preserve">. </w:t>
-      </w:r>
-      <w:r>
-        <w:t xml:space="preserve">Sơ đồ phân rã </w:t>
-      </w:r>
-      <w:r>
-        <w:rPr>
-          <w:noProof/>
-        </w:rPr>
-        <w:t>Usecase “</w:t>
-      </w:r>
-      <w:r>
-        <w:t>Học các khóa học</w:t>
-      </w:r>
-      <w:r>
-        <w:rPr>
-          <w:noProof/>
-        </w:rPr>
-        <w:t>”</w:t>
-      </w:r>
+      </w:pPr>
     </w:p>
     <w:tbl>
       <w:tblPr>
@@ -5025,7 +4953,6 @@
                 <w:b/>
                 <w:bCs/>
               </w:rPr>
-              <w:lastRenderedPageBreak/>
               <w:t>Tiền điều kiện</w:t>
             </w:r>
           </w:p>
@@ -5088,6 +5015,7 @@
                 <w:b/>
                 <w:bCs/>
               </w:rPr>
+              <w:lastRenderedPageBreak/>
               <w:t>Mô tả</w:t>
             </w:r>
           </w:p>
@@ -5933,10 +5861,10 @@
           <w:noProof/>
         </w:rPr>
         <w:drawing>
-          <wp:inline distT="0" distB="0" distL="0" distR="0" wp14:anchorId="3E8A19BF" wp14:editId="530A8B4D">
-            <wp:extent cx="5943600" cy="4434205"/>
-            <wp:effectExtent l="0" t="0" r="0" b="4445"/>
-            <wp:docPr id="590226101" name="Picture 1"/>
+          <wp:inline distT="0" distB="0" distL="0" distR="0" wp14:anchorId="0B9D2118" wp14:editId="310D7313">
+            <wp:extent cx="5943600" cy="3486785"/>
+            <wp:effectExtent l="0" t="0" r="0" b="0"/>
+            <wp:docPr id="1901319885" name="Picture 1"/>
             <wp:cNvGraphicFramePr>
               <a:graphicFrameLocks xmlns:a="http://schemas.openxmlformats.org/drawingml/2006/main" noChangeAspect="1"/>
             </wp:cNvGraphicFramePr>
@@ -5944,7 +5872,7 @@
               <a:graphicData uri="http://schemas.openxmlformats.org/drawingml/2006/picture">
                 <pic:pic xmlns:pic="http://schemas.openxmlformats.org/drawingml/2006/picture">
                   <pic:nvPicPr>
-                    <pic:cNvPr id="590226101" name=""/>
+                    <pic:cNvPr id="1901319885" name=""/>
                     <pic:cNvPicPr/>
                   </pic:nvPicPr>
                   <pic:blipFill>
@@ -5956,7 +5884,7 @@
                   <pic:spPr>
                     <a:xfrm>
                       <a:off x="0" y="0"/>
-                      <a:ext cx="5943600" cy="4434205"/>
+                      <a:ext cx="5943600" cy="3486785"/>
                     </a:xfrm>
                     <a:prstGeom prst="rect">
                       <a:avLst/>
@@ -5979,44 +5907,22 @@
       <w:r>
         <w:t xml:space="preserve">Hình </w:t>
       </w:r>
-      <w:r>
-        <w:fldChar w:fldCharType="begin"/>
-      </w:r>
-      <w:r>
-        <w:instrText xml:space="preserve"> SEQ Hình \* ARABIC </w:instrText>
-      </w:r>
-      <w:r>
-        <w:fldChar w:fldCharType="separate"/>
-      </w:r>
-      <w:r>
-        <w:rPr>
-          <w:noProof/>
-        </w:rPr>
-        <w:t>3</w:t>
-      </w:r>
-      <w:r>
-        <w:fldChar w:fldCharType="end"/>
-      </w:r>
-      <w:r>
+      <w:fldSimple w:instr=" SEQ Hình \* ARABIC ">
+        <w:r>
+          <w:rPr>
+            <w:noProof/>
+          </w:rPr>
+          <w:t>3</w:t>
+        </w:r>
+      </w:fldSimple>
+      <w:r>
+        <w:rPr>
+          <w:rFonts w:hint="eastAsia"/>
+        </w:rPr>
         <w:t xml:space="preserve">. </w:t>
       </w:r>
       <w:r>
-        <w:t xml:space="preserve">Sơ đồ phân rã </w:t>
-      </w:r>
-      <w:r>
-        <w:rPr>
-          <w:noProof/>
-        </w:rPr>
-        <w:t>Usecase “</w:t>
-      </w:r>
-      <w:r>
-        <w:t>Tham khảo tài liệu mẫu</w:t>
-      </w:r>
-      <w:r>
-        <w:rPr>
-          <w:noProof/>
-        </w:rPr>
-        <w:t>”</w:t>
+        <w:t>Sơ đồ phân rã Usecase “Tham khảo tài liệu mẫu”</w:t>
       </w:r>
     </w:p>
     <w:tbl>
@@ -6325,7 +6231,6 @@
                 <w:b/>
                 <w:bCs/>
               </w:rPr>
-              <w:lastRenderedPageBreak/>
               <w:t>Luồng sự kiện chính</w:t>
             </w:r>
           </w:p>
@@ -6529,6 +6434,7 @@
                 </w:tcPr>
                 <w:p>
                   <w:r>
+                    <w:lastRenderedPageBreak/>
                     <w:t>2.</w:t>
                   </w:r>
                 </w:p>
@@ -7183,23 +7089,7 @@
           <w:szCs w:val="24"/>
         </w:rPr>
         <w:lastRenderedPageBreak/>
-        <w:t>2.3. Usecase “</w:t>
-      </w:r>
-      <w:r>
-        <w:rPr>
-          <w:color w:val="auto"/>
-          <w:sz w:val="24"/>
-          <w:szCs w:val="24"/>
-        </w:rPr>
-        <w:t>Lưu ghi chú vào sổ tay</w:t>
-      </w:r>
-      <w:r>
-        <w:rPr>
-          <w:color w:val="auto"/>
-          <w:sz w:val="24"/>
-          <w:szCs w:val="24"/>
-        </w:rPr>
-        <w:t>”</w:t>
+        <w:t>2.3. Usecase “Lưu ghi chú vào sổ tay”</w:t>
       </w:r>
       <w:bookmarkEnd w:id="11"/>
     </w:p>
@@ -7212,10 +7102,10 @@
           <w:noProof/>
         </w:rPr>
         <w:drawing>
-          <wp:inline distT="0" distB="0" distL="0" distR="0" wp14:anchorId="3925408E" wp14:editId="652A4866">
-            <wp:extent cx="5943600" cy="3823335"/>
-            <wp:effectExtent l="0" t="0" r="0" b="5715"/>
-            <wp:docPr id="1491317739" name="Picture 1"/>
+          <wp:inline distT="0" distB="0" distL="0" distR="0" wp14:anchorId="346BE82E" wp14:editId="225A11CC">
+            <wp:extent cx="5943600" cy="3443605"/>
+            <wp:effectExtent l="0" t="0" r="0" b="4445"/>
+            <wp:docPr id="645487919" name="Picture 1"/>
             <wp:cNvGraphicFramePr>
               <a:graphicFrameLocks xmlns:a="http://schemas.openxmlformats.org/drawingml/2006/main" noChangeAspect="1"/>
             </wp:cNvGraphicFramePr>
@@ -7223,7 +7113,7 @@
               <a:graphicData uri="http://schemas.openxmlformats.org/drawingml/2006/picture">
                 <pic:pic xmlns:pic="http://schemas.openxmlformats.org/drawingml/2006/picture">
                   <pic:nvPicPr>
-                    <pic:cNvPr id="1491317739" name=""/>
+                    <pic:cNvPr id="645487919" name=""/>
                     <pic:cNvPicPr/>
                   </pic:nvPicPr>
                   <pic:blipFill>
@@ -7235,7 +7125,7 @@
                   <pic:spPr>
                     <a:xfrm>
                       <a:off x="0" y="0"/>
-                      <a:ext cx="5943600" cy="3823335"/>
+                      <a:ext cx="5943600" cy="3443605"/>
                     </a:xfrm>
                     <a:prstGeom prst="rect">
                       <a:avLst/>
@@ -7251,36 +7141,29 @@
     <w:p>
       <w:pPr>
         <w:pStyle w:val="Tnnh"/>
+        <w:rPr>
+          <w:noProof/>
+        </w:rPr>
       </w:pPr>
       <w:r>
         <w:t xml:space="preserve">Hình </w:t>
       </w:r>
-      <w:r>
-        <w:fldChar w:fldCharType="begin"/>
-      </w:r>
-      <w:r>
-        <w:instrText xml:space="preserve"> SEQ Hình \* ARABIC </w:instrText>
-      </w:r>
-      <w:r>
-        <w:fldChar w:fldCharType="separate"/>
-      </w:r>
-      <w:r>
-        <w:rPr>
-          <w:noProof/>
-        </w:rPr>
-        <w:t>4</w:t>
-      </w:r>
-      <w:r>
-        <w:fldChar w:fldCharType="end"/>
-      </w:r>
-      <w:r>
+      <w:fldSimple w:instr=" SEQ Hình \* ARABIC ">
+        <w:r>
+          <w:rPr>
+            <w:noProof/>
+          </w:rPr>
+          <w:t>4</w:t>
+        </w:r>
+      </w:fldSimple>
+      <w:r>
+        <w:rPr>
+          <w:rFonts w:hint="eastAsia"/>
+        </w:rPr>
         <w:t xml:space="preserve">. </w:t>
       </w:r>
       <w:r>
-        <w:t xml:space="preserve">Sơ đồ phân rã </w:t>
-      </w:r>
-      <w:r>
-        <w:t>Usecase “Lưu ghi chú vào sổ tay”</w:t>
+        <w:t>Sơ đồ phân rã Usecase “Lưu ghi chú vào sổ tay”</w:t>
       </w:r>
     </w:p>
     <w:p>
@@ -7579,7 +7462,6 @@
                 <w:b/>
                 <w:bCs/>
               </w:rPr>
-              <w:lastRenderedPageBreak/>
               <w:t>Luồng sự kiện chính</w:t>
             </w:r>
           </w:p>
@@ -7787,6 +7669,7 @@
                     <w:jc w:val="both"/>
                   </w:pPr>
                   <w:r>
+                    <w:lastRenderedPageBreak/>
                     <w:t>2.</w:t>
                   </w:r>
                 </w:p>
@@ -8384,10 +8267,10 @@
           <w:noProof/>
         </w:rPr>
         <w:drawing>
-          <wp:inline distT="0" distB="0" distL="0" distR="0" wp14:anchorId="439C1343" wp14:editId="559BBE11">
-            <wp:extent cx="5943600" cy="2927350"/>
-            <wp:effectExtent l="0" t="0" r="0" b="6350"/>
-            <wp:docPr id="1365632792" name="Picture 1"/>
+          <wp:inline distT="0" distB="0" distL="0" distR="0" wp14:anchorId="0F68FD03" wp14:editId="62ACC009">
+            <wp:extent cx="5943600" cy="2494280"/>
+            <wp:effectExtent l="0" t="0" r="0" b="1270"/>
+            <wp:docPr id="81738052" name="Picture 1"/>
             <wp:cNvGraphicFramePr>
               <a:graphicFrameLocks xmlns:a="http://schemas.openxmlformats.org/drawingml/2006/main" noChangeAspect="1"/>
             </wp:cNvGraphicFramePr>
@@ -8395,7 +8278,7 @@
               <a:graphicData uri="http://schemas.openxmlformats.org/drawingml/2006/picture">
                 <pic:pic xmlns:pic="http://schemas.openxmlformats.org/drawingml/2006/picture">
                   <pic:nvPicPr>
-                    <pic:cNvPr id="1365632792" name=""/>
+                    <pic:cNvPr id="81738052" name=""/>
                     <pic:cNvPicPr/>
                   </pic:nvPicPr>
                   <pic:blipFill>
@@ -8407,7 +8290,7 @@
                   <pic:spPr>
                     <a:xfrm>
                       <a:off x="0" y="0"/>
-                      <a:ext cx="5943600" cy="2927350"/>
+                      <a:ext cx="5943600" cy="2494280"/>
                     </a:xfrm>
                     <a:prstGeom prst="rect">
                       <a:avLst/>
@@ -8423,46 +8306,35 @@
     <w:p>
       <w:pPr>
         <w:pStyle w:val="Tnnh"/>
+        <w:rPr>
+          <w:noProof/>
+        </w:rPr>
       </w:pPr>
       <w:r>
         <w:t xml:space="preserve">Hình </w:t>
       </w:r>
-      <w:r>
-        <w:fldChar w:fldCharType="begin"/>
-      </w:r>
-      <w:r>
-        <w:instrText xml:space="preserve"> SEQ Hình \* ARABIC </w:instrText>
-      </w:r>
-      <w:r>
-        <w:fldChar w:fldCharType="separate"/>
-      </w:r>
-      <w:r>
-        <w:rPr>
-          <w:noProof/>
-        </w:rPr>
-        <w:t>5</w:t>
-      </w:r>
-      <w:r>
-        <w:fldChar w:fldCharType="end"/>
-      </w:r>
-      <w:r>
+      <w:fldSimple w:instr=" SEQ Hình \* ARABIC ">
+        <w:r>
+          <w:rPr>
+            <w:noProof/>
+          </w:rPr>
+          <w:t>5</w:t>
+        </w:r>
+      </w:fldSimple>
+      <w:r>
+        <w:rPr>
+          <w:rFonts w:hint="eastAsia"/>
+        </w:rPr>
         <w:t xml:space="preserve">. </w:t>
       </w:r>
       <w:r>
-        <w:t>Sơ đồ phân rã Usecase “</w:t>
-      </w:r>
-      <w:r>
-        <w:t xml:space="preserve">Tạo và </w:t>
-      </w:r>
-      <w:r>
-        <w:t>ô</w:t>
-      </w:r>
-      <w:r>
-        <w:t>n tập Flashcard</w:t>
-      </w:r>
-      <w:r>
-        <w:t>”</w:t>
-      </w:r>
+        <w:t>Sơ đồ phân rã Usecase “Tạo và ôn tập Flashcard”</w:t>
+      </w:r>
+    </w:p>
+    <w:p>
+      <w:pPr>
+        <w:pStyle w:val="Tnnh"/>
+      </w:pPr>
     </w:p>
     <w:tbl>
       <w:tblPr>
@@ -9226,7 +9098,6 @@
                 <w:b/>
                 <w:bCs/>
               </w:rPr>
-              <w:lastRenderedPageBreak/>
               <w:t>Luồng sự kiện thay thế</w:t>
             </w:r>
           </w:p>
@@ -9752,10 +9623,10 @@
           <w:noProof/>
         </w:rPr>
         <w:drawing>
-          <wp:inline distT="0" distB="0" distL="0" distR="0" wp14:anchorId="5B544056" wp14:editId="4A35039A">
-            <wp:extent cx="5943600" cy="4363720"/>
+          <wp:inline distT="0" distB="0" distL="0" distR="0" wp14:anchorId="5D4948F9" wp14:editId="1194EDEA">
+            <wp:extent cx="5943600" cy="4423410"/>
             <wp:effectExtent l="0" t="0" r="0" b="0"/>
-            <wp:docPr id="405409463" name="Picture 1"/>
+            <wp:docPr id="17075348" name="Picture 1"/>
             <wp:cNvGraphicFramePr>
               <a:graphicFrameLocks xmlns:a="http://schemas.openxmlformats.org/drawingml/2006/main" noChangeAspect="1"/>
             </wp:cNvGraphicFramePr>
@@ -9763,7 +9634,7 @@
               <a:graphicData uri="http://schemas.openxmlformats.org/drawingml/2006/picture">
                 <pic:pic xmlns:pic="http://schemas.openxmlformats.org/drawingml/2006/picture">
                   <pic:nvPicPr>
-                    <pic:cNvPr id="405409463" name=""/>
+                    <pic:cNvPr id="17075348" name=""/>
                     <pic:cNvPicPr/>
                   </pic:nvPicPr>
                   <pic:blipFill>
@@ -9775,7 +9646,7 @@
                   <pic:spPr>
                     <a:xfrm>
                       <a:off x="0" y="0"/>
-                      <a:ext cx="5943600" cy="4363720"/>
+                      <a:ext cx="5943600" cy="4423410"/>
                     </a:xfrm>
                     <a:prstGeom prst="rect">
                       <a:avLst/>
@@ -9791,40 +9662,35 @@
     <w:p>
       <w:pPr>
         <w:pStyle w:val="Tnnh"/>
+        <w:rPr>
+          <w:noProof/>
+        </w:rPr>
       </w:pPr>
       <w:r>
         <w:t xml:space="preserve">Hình </w:t>
       </w:r>
-      <w:r>
-        <w:fldChar w:fldCharType="begin"/>
-      </w:r>
-      <w:r>
-        <w:instrText xml:space="preserve"> SEQ Hình \* ARABIC </w:instrText>
-      </w:r>
-      <w:r>
-        <w:fldChar w:fldCharType="separate"/>
-      </w:r>
-      <w:r>
-        <w:rPr>
-          <w:noProof/>
-        </w:rPr>
-        <w:t>6</w:t>
-      </w:r>
-      <w:r>
-        <w:fldChar w:fldCharType="end"/>
-      </w:r>
-      <w:r>
+      <w:fldSimple w:instr=" SEQ Hình \* ARABIC ">
+        <w:r>
+          <w:rPr>
+            <w:noProof/>
+          </w:rPr>
+          <w:t>6</w:t>
+        </w:r>
+      </w:fldSimple>
+      <w:r>
+        <w:rPr>
+          <w:rFonts w:hint="eastAsia"/>
+        </w:rPr>
         <w:t xml:space="preserve">. </w:t>
       </w:r>
       <w:r>
-        <w:t>Sơ đồ phân rã Usecase “</w:t>
-      </w:r>
-      <w:r>
-        <w:t>Làm bài thi</w:t>
-      </w:r>
-      <w:r>
-        <w:t>”</w:t>
-      </w:r>
+        <w:t>Sơ đồ phân rã Usecase “Làm bài thi”</w:t>
+      </w:r>
+    </w:p>
+    <w:p>
+      <w:pPr>
+        <w:pStyle w:val="Tnnh"/>
+      </w:pPr>
     </w:p>
     <w:tbl>
       <w:tblPr>
@@ -9838,8 +9704,8 @@
         <w:tblLook w:val="04A0" w:firstRow="1" w:lastRow="0" w:firstColumn="1" w:lastColumn="0" w:noHBand="0" w:noVBand="1"/>
       </w:tblPr>
       <w:tblGrid>
-        <w:gridCol w:w="1472"/>
-        <w:gridCol w:w="7878"/>
+        <w:gridCol w:w="1488"/>
+        <w:gridCol w:w="7862"/>
       </w:tblGrid>
       <w:tr>
         <w:trPr>
@@ -10078,7 +9944,13 @@
               <w:jc w:val="both"/>
             </w:pPr>
             <w:r>
-              <w:t>Phân hệ này cung cấp môi trường giả lập thi thực tế cho IELTS Writing Task 2 (có bấm giờ). Sau khi nộp bài, hệ thống AI sẽ tự động chấm điểm, trả về Band điểm chi tiết và chỉ ra các lỗi sai cụ thể (ngữ pháp, từ vựng, logic) thông qua việc bôi màu trực tiếp lên bài làm của học viên.</w:t>
+              <w:rPr>
+                <w:rFonts w:hint="eastAsia"/>
+              </w:rPr>
+              <w:t>C</w:t>
+            </w:r>
+            <w:r>
+              <w:t>ung cấp môi trường giả lập thi thực tế cho IELTS Writing Task 2 (có bấm giờ). Sau khi nộp bài, hệ thống AI sẽ tự động chấm điểm, trả về Band điểm chi tiết và chỉ ra các lỗi sai cụ thể (ngữ pháp, từ vựng, logic) thông qua việc bôi màu trực tiếp lên bài làm của học viên.</w:t>
             </w:r>
           </w:p>
           <w:p>
@@ -10172,7 +10044,7 @@
             </w:tblPr>
             <w:tblGrid>
               <w:gridCol w:w="583"/>
-              <w:gridCol w:w="7085"/>
+              <w:gridCol w:w="7069"/>
             </w:tblGrid>
             <w:tr>
               <w:trPr>
@@ -10586,7 +10458,7 @@
             </w:tblPr>
             <w:tblGrid>
               <w:gridCol w:w="583"/>
-              <w:gridCol w:w="7085"/>
+              <w:gridCol w:w="7069"/>
             </w:tblGrid>
             <w:tr>
               <w:trPr>
@@ -10900,23 +10772,7 @@
           <w:szCs w:val="24"/>
         </w:rPr>
         <w:lastRenderedPageBreak/>
-        <w:t>2.</w:t>
-      </w:r>
-      <w:r>
-        <w:rPr>
-          <w:color w:val="000000" w:themeColor="text1"/>
-          <w:sz w:val="24"/>
-          <w:szCs w:val="24"/>
-        </w:rPr>
-        <w:t>6</w:t>
-      </w:r>
-      <w:r>
-        <w:rPr>
-          <w:color w:val="000000" w:themeColor="text1"/>
-          <w:sz w:val="24"/>
-          <w:szCs w:val="24"/>
-        </w:rPr>
-        <w:t>. Usecase “Xem kết quả đánh giá”</w:t>
+        <w:t>2.6. Usecase “Xem kết quả đánh giá”</w:t>
       </w:r>
       <w:bookmarkEnd w:id="14"/>
     </w:p>
@@ -10929,10 +10785,10 @@
           <w:noProof/>
         </w:rPr>
         <w:drawing>
-          <wp:inline distT="0" distB="0" distL="0" distR="0" wp14:anchorId="0319481C" wp14:editId="7BF00C5F">
-            <wp:extent cx="5943600" cy="2945130"/>
-            <wp:effectExtent l="0" t="0" r="0" b="7620"/>
-            <wp:docPr id="655123311" name="Picture 1"/>
+          <wp:inline distT="0" distB="0" distL="0" distR="0" wp14:anchorId="0D32D4F7" wp14:editId="4E0F2B9E">
+            <wp:extent cx="5943600" cy="2828290"/>
+            <wp:effectExtent l="0" t="0" r="0" b="0"/>
+            <wp:docPr id="2135709005" name="Picture 1"/>
             <wp:cNvGraphicFramePr>
               <a:graphicFrameLocks xmlns:a="http://schemas.openxmlformats.org/drawingml/2006/main" noChangeAspect="1"/>
             </wp:cNvGraphicFramePr>
@@ -10940,7 +10796,7 @@
               <a:graphicData uri="http://schemas.openxmlformats.org/drawingml/2006/picture">
                 <pic:pic xmlns:pic="http://schemas.openxmlformats.org/drawingml/2006/picture">
                   <pic:nvPicPr>
-                    <pic:cNvPr id="655123311" name=""/>
+                    <pic:cNvPr id="2135709005" name=""/>
                     <pic:cNvPicPr/>
                   </pic:nvPicPr>
                   <pic:blipFill>
@@ -10952,7 +10808,7 @@
                   <pic:spPr>
                     <a:xfrm>
                       <a:off x="0" y="0"/>
-                      <a:ext cx="5943600" cy="2945130"/>
+                      <a:ext cx="5943600" cy="2828290"/>
                     </a:xfrm>
                     <a:prstGeom prst="rect">
                       <a:avLst/>
@@ -10967,6 +10823,34 @@
     </w:p>
     <w:p>
       <w:pPr>
+        <w:pStyle w:val="Tnnh"/>
+        <w:rPr>
+          <w:noProof/>
+        </w:rPr>
+      </w:pPr>
+      <w:r>
+        <w:t xml:space="preserve">Hình </w:t>
+      </w:r>
+      <w:fldSimple w:instr=" SEQ Hình \* ARABIC ">
+        <w:r>
+          <w:rPr>
+            <w:noProof/>
+          </w:rPr>
+          <w:t>7</w:t>
+        </w:r>
+      </w:fldSimple>
+      <w:r>
+        <w:rPr>
+          <w:rFonts w:hint="eastAsia"/>
+        </w:rPr>
+        <w:t xml:space="preserve">. </w:t>
+      </w:r>
+      <w:r>
+        <w:t>Sơ đồ phân rã Usecase "Xem kết quả đánh giá"</w:t>
+      </w:r>
+    </w:p>
+    <w:p>
+      <w:pPr>
         <w:pStyle w:val="Caption"/>
         <w:jc w:val="center"/>
         <w:rPr>
@@ -10977,77 +10861,6 @@
           <w:szCs w:val="24"/>
         </w:rPr>
       </w:pPr>
-      <w:r>
-        <w:rPr>
-          <w:i w:val="0"/>
-          <w:iCs w:val="0"/>
-          <w:color w:val="auto"/>
-          <w:sz w:val="24"/>
-          <w:szCs w:val="24"/>
-        </w:rPr>
-        <w:t xml:space="preserve">Hình </w:t>
-      </w:r>
-      <w:r>
-        <w:rPr>
-          <w:i w:val="0"/>
-          <w:iCs w:val="0"/>
-          <w:color w:val="auto"/>
-          <w:sz w:val="24"/>
-          <w:szCs w:val="24"/>
-        </w:rPr>
-        <w:fldChar w:fldCharType="begin"/>
-      </w:r>
-      <w:r>
-        <w:rPr>
-          <w:i w:val="0"/>
-          <w:iCs w:val="0"/>
-          <w:color w:val="auto"/>
-          <w:sz w:val="24"/>
-          <w:szCs w:val="24"/>
-        </w:rPr>
-        <w:instrText xml:space="preserve"> SEQ Hình \* ARABIC </w:instrText>
-      </w:r>
-      <w:r>
-        <w:rPr>
-          <w:i w:val="0"/>
-          <w:iCs w:val="0"/>
-          <w:color w:val="auto"/>
-          <w:sz w:val="24"/>
-          <w:szCs w:val="24"/>
-        </w:rPr>
-        <w:fldChar w:fldCharType="separate"/>
-      </w:r>
-      <w:r>
-        <w:rPr>
-          <w:i w:val="0"/>
-          <w:iCs w:val="0"/>
-          <w:noProof/>
-          <w:color w:val="auto"/>
-          <w:sz w:val="24"/>
-          <w:szCs w:val="24"/>
-        </w:rPr>
-        <w:t>7</w:t>
-      </w:r>
-      <w:r>
-        <w:rPr>
-          <w:i w:val="0"/>
-          <w:iCs w:val="0"/>
-          <w:color w:val="auto"/>
-          <w:sz w:val="24"/>
-          <w:szCs w:val="24"/>
-        </w:rPr>
-        <w:fldChar w:fldCharType="end"/>
-      </w:r>
-      <w:r>
-        <w:rPr>
-          <w:i w:val="0"/>
-          <w:iCs w:val="0"/>
-          <w:color w:val="auto"/>
-          <w:sz w:val="24"/>
-          <w:szCs w:val="24"/>
-        </w:rPr>
-        <w:t>. Sơ đồ phân rã Usecase "Xem kết quả đánh giá"</w:t>
-      </w:r>
     </w:p>
     <w:tbl>
       <w:tblPr>
@@ -11818,7 +11631,6 @@
                 <w:b/>
                 <w:bCs/>
               </w:rPr>
-              <w:lastRenderedPageBreak/>
               <w:t>Luồng sự kiện thay thế</w:t>
             </w:r>
           </w:p>
@@ -12178,7 +11990,16 @@
                     <w:jc w:val="both"/>
                   </w:pPr>
                   <w:r>
-                    <w:t>Học viên bấm nút "Viết lại bài này". Hệ thống tạo ra một phiên bản bài nộp mới (Version 2) giữ nguyên đề bài nhưng làm trống khung nhập liệu để học viên tự sửa lỗi.</w:t>
+                    <w:t>Học viên bấm nút "Viết lại bài này". Hệ thống tạo ra một phiên bản bài nộp mới</w:t>
+                  </w:r>
+                  <w:r>
+                    <w:rPr>
+                      <w:rFonts w:hint="eastAsia"/>
+                    </w:rPr>
+                    <w:t xml:space="preserve"> </w:t>
+                  </w:r>
+                  <w:r>
+                    <w:t>giữ nguyên đề bài nhưng làm trống khung nhập liệu để học viên tự sửa lỗi.</w:t>
                   </w:r>
                 </w:p>
               </w:tc>
@@ -12329,23 +12150,7 @@
           <w:sz w:val="24"/>
           <w:szCs w:val="24"/>
         </w:rPr>
-        <w:t>. Usecase “</w:t>
-      </w:r>
-      <w:r>
-        <w:rPr>
-          <w:color w:val="auto"/>
-          <w:sz w:val="24"/>
-          <w:szCs w:val="24"/>
-        </w:rPr>
-        <w:t>Quản lý khóa học</w:t>
-      </w:r>
-      <w:r>
-        <w:rPr>
-          <w:color w:val="auto"/>
-          <w:sz w:val="24"/>
-          <w:szCs w:val="24"/>
-        </w:rPr>
-        <w:t>”</w:t>
+        <w:t>. Usecase “Quản lý khóa học”</w:t>
       </w:r>
       <w:bookmarkEnd w:id="15"/>
     </w:p>
@@ -12358,10 +12163,10 @@
           <w:noProof/>
         </w:rPr>
         <w:drawing>
-          <wp:inline distT="0" distB="0" distL="0" distR="0" wp14:anchorId="03C8CAD4" wp14:editId="4919E0B6">
-            <wp:extent cx="5943600" cy="4736465"/>
-            <wp:effectExtent l="0" t="0" r="0" b="6985"/>
-            <wp:docPr id="71964077" name="Picture 1"/>
+          <wp:inline distT="0" distB="0" distL="0" distR="0" wp14:anchorId="3BBB33A2" wp14:editId="2A4A379E">
+            <wp:extent cx="5943600" cy="4594225"/>
+            <wp:effectExtent l="0" t="0" r="0" b="0"/>
+            <wp:docPr id="1147294427" name="Picture 1"/>
             <wp:cNvGraphicFramePr>
               <a:graphicFrameLocks xmlns:a="http://schemas.openxmlformats.org/drawingml/2006/main" noChangeAspect="1"/>
             </wp:cNvGraphicFramePr>
@@ -12369,7 +12174,7 @@
               <a:graphicData uri="http://schemas.openxmlformats.org/drawingml/2006/picture">
                 <pic:pic xmlns:pic="http://schemas.openxmlformats.org/drawingml/2006/picture">
                   <pic:nvPicPr>
-                    <pic:cNvPr id="71964077" name=""/>
+                    <pic:cNvPr id="1147294427" name=""/>
                     <pic:cNvPicPr/>
                   </pic:nvPicPr>
                   <pic:blipFill>
@@ -12381,7 +12186,7 @@
                   <pic:spPr>
                     <a:xfrm>
                       <a:off x="0" y="0"/>
-                      <a:ext cx="5943600" cy="4736465"/>
+                      <a:ext cx="5943600" cy="4594225"/>
                     </a:xfrm>
                     <a:prstGeom prst="rect">
                       <a:avLst/>
@@ -12397,40 +12202,35 @@
     <w:p>
       <w:pPr>
         <w:pStyle w:val="Tnnh"/>
+        <w:rPr>
+          <w:noProof/>
+        </w:rPr>
       </w:pPr>
       <w:r>
         <w:t xml:space="preserve">Hình </w:t>
       </w:r>
-      <w:r>
-        <w:fldChar w:fldCharType="begin"/>
-      </w:r>
-      <w:r>
-        <w:instrText xml:space="preserve"> SEQ Hình \* ARABIC </w:instrText>
-      </w:r>
-      <w:r>
-        <w:fldChar w:fldCharType="separate"/>
-      </w:r>
-      <w:r>
-        <w:rPr>
-          <w:noProof/>
-        </w:rPr>
-        <w:t>8</w:t>
-      </w:r>
-      <w:r>
-        <w:fldChar w:fldCharType="end"/>
-      </w:r>
-      <w:r>
+      <w:fldSimple w:instr=" SEQ Hình \* ARABIC ">
+        <w:r>
+          <w:rPr>
+            <w:noProof/>
+          </w:rPr>
+          <w:t>8</w:t>
+        </w:r>
+      </w:fldSimple>
+      <w:r>
+        <w:rPr>
+          <w:rFonts w:hint="eastAsia"/>
+        </w:rPr>
         <w:t xml:space="preserve">. </w:t>
       </w:r>
       <w:r>
-        <w:t>Sơ đồ phân rã Usecase “</w:t>
-      </w:r>
-      <w:r>
-        <w:t>Quản lý khóa học</w:t>
-      </w:r>
-      <w:r>
-        <w:t>”</w:t>
-      </w:r>
+        <w:t>Sơ đồ phân rã Usecase “Quản lý khóa học”</w:t>
+      </w:r>
+    </w:p>
+    <w:p>
+      <w:pPr>
+        <w:pStyle w:val="Tnnh"/>
+      </w:pPr>
     </w:p>
     <w:tbl>
       <w:tblPr>
@@ -12444,8 +12244,8 @@
         <w:tblLook w:val="04A0" w:firstRow="1" w:lastRow="0" w:firstColumn="1" w:lastColumn="0" w:noHBand="0" w:noVBand="1"/>
       </w:tblPr>
       <w:tblGrid>
-        <w:gridCol w:w="1433"/>
-        <w:gridCol w:w="7917"/>
+        <w:gridCol w:w="1452"/>
+        <w:gridCol w:w="7898"/>
       </w:tblGrid>
       <w:tr>
         <w:trPr>
@@ -12696,16 +12496,22 @@
               <w:jc w:val="both"/>
             </w:pPr>
             <w:r>
+              <w:rPr>
+                <w:rFonts w:hint="eastAsia"/>
+              </w:rPr>
               <w:t>C</w:t>
             </w:r>
             <w:r>
-              <w:t xml:space="preserve">ung cấp giao diện quản trị để Admin xây dựng và tổ chức nội dung học tập. Dữ liệu được quản lý theo cấu trúc phân cấp: Chủ đề -&gt; Khóa học -&gt; Bài học. Admin cũng có thể </w:t>
-            </w:r>
-            <w:r>
-              <w:t>điều chỉnh</w:t>
-            </w:r>
-            <w:r>
-              <w:t xml:space="preserve"> tài nguyên giảng dạy (Video, Từ vựng, Ngữ pháp) và phân loại đối tượng học viên theo Band điểm mục tiêu.</w:t>
+              <w:t>ung cấp bộ công cụ để Admin xây dựng và quản trị cấu trúc chương trình học. Admin có thể tạo mới, chỉnh sửa, xóa các khóa học, thiết lập chủ đề, cũng như đi sâu vào việc quản lý từng bài học</w:t>
+            </w:r>
+            <w:r>
+              <w:rPr>
+                <w:rFonts w:hint="eastAsia"/>
+              </w:rPr>
+              <w:t xml:space="preserve"> </w:t>
+            </w:r>
+            <w:r>
+              <w:t>với các tài nguyên đi kèm như từ vựng, ngữ pháp, video và thiết lập band điểm.</w:t>
             </w:r>
           </w:p>
         </w:tc>
@@ -12794,7 +12600,7 @@
             </w:tblPr>
             <w:tblGrid>
               <w:gridCol w:w="583"/>
-              <w:gridCol w:w="7124"/>
+              <w:gridCol w:w="7105"/>
             </w:tblGrid>
             <w:tr>
               <w:trPr>
@@ -12978,19 +12784,35 @@
                     <w:jc w:val="both"/>
                   </w:pPr>
                   <w:r>
-                    <w:t xml:space="preserve">Admin có thể tạo mới, chỉnh sửa tên hoặc xóa các </w:t>
-                  </w:r>
-                  <w:r>
-                    <w:t>c</w:t>
-                  </w:r>
-                  <w:r>
-                    <w:t>hủ đề gốc (Ví dụ: Environment, Education, Technology). Hệ thống gọi API /api/topics để cập nhật cơ sở dữ liệu.</w:t>
-                  </w:r>
-                </w:p>
-                <w:p>
-                  <w:pPr>
-                    <w:jc w:val="both"/>
-                  </w:pPr>
+                    <w:t xml:space="preserve">Admin xem danh sách và thực hiện các thao tác </w:t>
+                  </w:r>
+                  <w:r>
+                    <w:rPr>
+                      <w:rFonts w:hint="eastAsia"/>
+                    </w:rPr>
+                    <w:t>t</w:t>
+                  </w:r>
+                  <w:r>
+                    <w:t xml:space="preserve">hêm mới, </w:t>
+                  </w:r>
+                  <w:r>
+                    <w:rPr>
+                      <w:rFonts w:hint="eastAsia"/>
+                    </w:rPr>
+                    <w:t>s</w:t>
+                  </w:r>
+                  <w:r>
+                    <w:t xml:space="preserve">ửa, hoặc </w:t>
+                  </w:r>
+                  <w:r>
+                    <w:rPr>
+                      <w:rFonts w:hint="eastAsia"/>
+                    </w:rPr>
+                    <w:t>x</w:t>
+                  </w:r>
+                  <w:r>
+                    <w:t>óa các khóa học tổng thể.</w:t>
+                  </w:r>
                 </w:p>
               </w:tc>
             </w:tr>
@@ -13046,25 +12868,7 @@
                     <w:jc w:val="both"/>
                   </w:pPr>
                   <w:r>
-                    <w:t xml:space="preserve">Trong một </w:t>
-                  </w:r>
-                  <w:r>
-                    <w:t>c</w:t>
-                  </w:r>
-                  <w:r>
-                    <w:t xml:space="preserve">hủ đề, Admin tạo các </w:t>
-                  </w:r>
-                  <w:r>
-                    <w:t>k</w:t>
-                  </w:r>
-                  <w:r>
-                    <w:t xml:space="preserve">hóa học mới và gán chúng vào </w:t>
-                  </w:r>
-                  <w:r>
-                    <w:t>c</w:t>
-                  </w:r>
-                  <w:r>
-                    <w:t>hủ đề tương ứng. Hệ thống gọi API /api/courses.</w:t>
+                    <w:t>Đối với mỗi khóa học, Admin có thể phân loại bằng cách gán nó vào một chủ đề cụ thể.</w:t>
                   </w:r>
                 </w:p>
               </w:tc>
@@ -13121,31 +12925,50 @@
                     <w:jc w:val="both"/>
                   </w:pPr>
                   <w:r>
-                    <w:t xml:space="preserve">Bên trong một </w:t>
-                  </w:r>
-                  <w:r>
-                    <w:t>k</w:t>
-                  </w:r>
-                  <w:r>
-                    <w:t xml:space="preserve">hóa học, Admin tạo danh sách các </w:t>
-                  </w:r>
-                  <w:r>
+                    <w:rPr>
+                      <w:rFonts w:hint="eastAsia"/>
+                    </w:rPr>
+                    <w:t>T</w:t>
+                  </w:r>
+                  <w:r>
+                    <w:t xml:space="preserve">rong một khóa học, Admin xây dựng lộ trình chi tiết bằng cách </w:t>
+                  </w:r>
+                  <w:r>
+                    <w:rPr>
+                      <w:rFonts w:hint="eastAsia"/>
+                    </w:rPr>
+                    <w:t>t</w:t>
+                  </w:r>
+                  <w:r>
+                    <w:t xml:space="preserve">hêm mới, </w:t>
+                  </w:r>
+                  <w:r>
+                    <w:rPr>
+                      <w:rFonts w:hint="eastAsia"/>
+                    </w:rPr>
+                    <w:t>s</w:t>
+                  </w:r>
+                  <w:r>
+                    <w:t xml:space="preserve">ửa, hoặc </w:t>
+                  </w:r>
+                  <w:r>
+                    <w:rPr>
+                      <w:rFonts w:hint="eastAsia"/>
+                    </w:rPr>
+                    <w:t>x</w:t>
+                  </w:r>
+                  <w:r>
+                    <w:t xml:space="preserve">óa các </w:t>
+                  </w:r>
+                  <w:r>
+                    <w:rPr>
+                      <w:rFonts w:hint="eastAsia"/>
+                    </w:rPr>
                     <w:t>b</w:t>
                   </w:r>
                   <w:r>
-                    <w:t xml:space="preserve">ài học. Khi bấm vào tạo mới hoặc chỉnh sửa một </w:t>
-                  </w:r>
-                  <w:r>
-                    <w:t>b</w:t>
-                  </w:r>
-                  <w:r>
-                    <w:t>ài học, hệ thống sẽ mở ra giao diện cấu hình chi tiết.</w:t>
-                  </w:r>
-                </w:p>
-                <w:p>
-                  <w:pPr>
-                    <w:jc w:val="both"/>
-                  </w:pPr>
+                    <w:t>ài học.</w:t>
+                  </w:r>
                 </w:p>
               </w:tc>
             </w:tr>
@@ -13231,7 +13054,7 @@
             </w:tblPr>
             <w:tblGrid>
               <w:gridCol w:w="583"/>
-              <w:gridCol w:w="7124"/>
+              <w:gridCol w:w="7105"/>
             </w:tblGrid>
             <w:tr>
               <w:trPr>
@@ -13627,7 +13450,25 @@
               <w:jc w:val="both"/>
             </w:pPr>
             <w:r>
-              <w:t xml:space="preserve">Ngay sau khi Admin bấm "Lưu", các nội dung này sẽ lập tức khả dụng trên giao diện ứng dụng của </w:t>
+              <w:t xml:space="preserve">Ngay sau khi Admin bấm "Lưu", các nội dung này sẽ lập tức </w:t>
+            </w:r>
+            <w:r>
+              <w:rPr>
+                <w:rFonts w:hint="eastAsia"/>
+              </w:rPr>
+              <w:t>hi</w:t>
+            </w:r>
+            <w:r>
+              <w:t>ệ</w:t>
+            </w:r>
+            <w:r>
+              <w:rPr>
+                <w:rFonts w:hint="eastAsia"/>
+              </w:rPr>
+              <w:t>n</w:t>
+            </w:r>
+            <w:r>
+              <w:t xml:space="preserve"> trên giao diện ứng dụng của </w:t>
             </w:r>
             <w:r>
               <w:t>h</w:t>
@@ -13666,6 +13507,7 @@
           <w:sz w:val="24"/>
           <w:szCs w:val="24"/>
         </w:rPr>
+        <w:lastRenderedPageBreak/>
         <w:t>2.</w:t>
       </w:r>
       <w:r>
@@ -13763,10 +13605,10 @@
           <w:noProof/>
         </w:rPr>
         <w:drawing>
-          <wp:inline distT="0" distB="0" distL="0" distR="0" wp14:anchorId="357F60D8" wp14:editId="72B3117D">
+          <wp:inline distT="0" distB="0" distL="0" distR="0" wp14:anchorId="1350B327" wp14:editId="021E4AD9">
             <wp:extent cx="5943600" cy="5003165"/>
             <wp:effectExtent l="0" t="0" r="0" b="6985"/>
-            <wp:docPr id="8666850" name="Picture 1"/>
+            <wp:docPr id="89674008" name="Picture 1"/>
             <wp:cNvGraphicFramePr>
               <a:graphicFrameLocks xmlns:a="http://schemas.openxmlformats.org/drawingml/2006/main" noChangeAspect="1"/>
             </wp:cNvGraphicFramePr>
@@ -13774,7 +13616,7 @@
               <a:graphicData uri="http://schemas.openxmlformats.org/drawingml/2006/picture">
                 <pic:pic xmlns:pic="http://schemas.openxmlformats.org/drawingml/2006/picture">
                   <pic:nvPicPr>
-                    <pic:cNvPr id="8666850" name=""/>
+                    <pic:cNvPr id="89674008" name=""/>
                     <pic:cNvPicPr/>
                   </pic:nvPicPr>
                   <pic:blipFill>
@@ -13802,69 +13644,29 @@
     <w:p>
       <w:pPr>
         <w:pStyle w:val="Tnnh"/>
+        <w:rPr>
+          <w:noProof/>
+        </w:rPr>
       </w:pPr>
       <w:r>
         <w:t xml:space="preserve">Hình </w:t>
       </w:r>
-      <w:r>
-        <w:fldChar w:fldCharType="begin"/>
-      </w:r>
-      <w:r>
-        <w:instrText xml:space="preserve"> SEQ Hình \* ARABIC </w:instrText>
-      </w:r>
-      <w:r>
-        <w:fldChar w:fldCharType="separate"/>
-      </w:r>
-      <w:r>
-        <w:rPr>
-          <w:noProof/>
-        </w:rPr>
-        <w:t>9</w:t>
-      </w:r>
-      <w:r>
-        <w:fldChar w:fldCharType="end"/>
-      </w:r>
-      <w:r>
+      <w:fldSimple w:instr=" SEQ Hình \* ARABIC ">
+        <w:r>
+          <w:rPr>
+            <w:noProof/>
+          </w:rPr>
+          <w:t>9</w:t>
+        </w:r>
+      </w:fldSimple>
+      <w:r>
+        <w:rPr>
+          <w:rFonts w:hint="eastAsia"/>
+        </w:rPr>
         <w:t xml:space="preserve">. </w:t>
       </w:r>
       <w:r>
-        <w:t>Sơ đồ phân rã Usecase “</w:t>
-      </w:r>
-      <w:r>
-        <w:rPr>
-          <w:rFonts w:hint="eastAsia"/>
-        </w:rPr>
-        <w:t>Qu</w:t>
-      </w:r>
-      <w:r>
-        <w:t>ả</w:t>
-      </w:r>
-      <w:r>
-        <w:rPr>
-          <w:rFonts w:hint="eastAsia"/>
-        </w:rPr>
-        <w:t>n lý tài li</w:t>
-      </w:r>
-      <w:r>
-        <w:t>ệ</w:t>
-      </w:r>
-      <w:r>
-        <w:rPr>
-          <w:rFonts w:hint="eastAsia"/>
-        </w:rPr>
-        <w:t>u m</w:t>
-      </w:r>
-      <w:r>
-        <w:t>ẫ</w:t>
-      </w:r>
-      <w:r>
-        <w:rPr>
-          <w:rFonts w:hint="eastAsia"/>
-        </w:rPr>
-        <w:t>u</w:t>
-      </w:r>
-      <w:r>
-        <w:t>”</w:t>
+        <w:t>Sơ đồ phân rã Usecase “Quản lý tài liệu mẫu”</w:t>
       </w:r>
     </w:p>
     <w:tbl>
@@ -14200,7 +14002,6 @@
               <w:rPr>
                 <w:rFonts w:hint="eastAsia"/>
               </w:rPr>
-              <w:lastRenderedPageBreak/>
               <w:t>highlight các đo</w:t>
             </w:r>
             <w:r>
@@ -15201,7 +15002,6 @@
                 <w:b/>
                 <w:bCs/>
               </w:rPr>
-              <w:lastRenderedPageBreak/>
               <w:t>Hậu điều kiện</w:t>
             </w:r>
           </w:p>
@@ -15253,6 +15053,7 @@
               <w:jc w:val="both"/>
             </w:pPr>
             <w:r>
+              <w:lastRenderedPageBreak/>
               <w:t xml:space="preserve">Bài mẫu lập tức hiển thị trên ứng dụng của </w:t>
             </w:r>
             <w:r>
@@ -15376,7 +15177,7 @@
           <w:sz w:val="24"/>
           <w:szCs w:val="24"/>
         </w:rPr>
-        <w:t>n lý ngân hàng đ</w:t>
+        <w:t xml:space="preserve">n lý </w:t>
       </w:r>
       <w:r>
         <w:rPr>
@@ -15384,7 +15185,7 @@
           <w:sz w:val="24"/>
           <w:szCs w:val="24"/>
         </w:rPr>
-        <w:t>ề</w:t>
+        <w:t>đề thi</w:t>
       </w:r>
       <w:r>
         <w:rPr>
@@ -15405,10 +15206,10 @@
           <w:noProof/>
         </w:rPr>
         <w:drawing>
-          <wp:inline distT="0" distB="0" distL="0" distR="0" wp14:anchorId="6D9BF781" wp14:editId="1372EF66">
-            <wp:extent cx="5943600" cy="4122420"/>
-            <wp:effectExtent l="0" t="0" r="0" b="0"/>
-            <wp:docPr id="1407010181" name="Picture 1"/>
+          <wp:inline distT="0" distB="0" distL="0" distR="0" wp14:anchorId="1D34A6D0" wp14:editId="5E3C22D3">
+            <wp:extent cx="5943600" cy="4131310"/>
+            <wp:effectExtent l="0" t="0" r="0" b="2540"/>
+            <wp:docPr id="415331010" name="Picture 1"/>
             <wp:cNvGraphicFramePr>
               <a:graphicFrameLocks xmlns:a="http://schemas.openxmlformats.org/drawingml/2006/main" noChangeAspect="1"/>
             </wp:cNvGraphicFramePr>
@@ -15416,7 +15217,7 @@
               <a:graphicData uri="http://schemas.openxmlformats.org/drawingml/2006/picture">
                 <pic:pic xmlns:pic="http://schemas.openxmlformats.org/drawingml/2006/picture">
                   <pic:nvPicPr>
-                    <pic:cNvPr id="1407010181" name=""/>
+                    <pic:cNvPr id="415331010" name=""/>
                     <pic:cNvPicPr/>
                   </pic:nvPicPr>
                   <pic:blipFill>
@@ -15428,7 +15229,7 @@
                   <pic:spPr>
                     <a:xfrm>
                       <a:off x="0" y="0"/>
-                      <a:ext cx="5943600" cy="4122420"/>
+                      <a:ext cx="5943600" cy="4131310"/>
                     </a:xfrm>
                     <a:prstGeom prst="rect">
                       <a:avLst/>
@@ -15444,55 +15245,35 @@
     <w:p>
       <w:pPr>
         <w:pStyle w:val="Tnnh"/>
+        <w:rPr>
+          <w:noProof/>
+        </w:rPr>
       </w:pPr>
       <w:r>
         <w:t xml:space="preserve">Hình </w:t>
       </w:r>
-      <w:r>
-        <w:fldChar w:fldCharType="begin"/>
-      </w:r>
-      <w:r>
-        <w:instrText xml:space="preserve"> SEQ Hình \* ARABIC </w:instrText>
-      </w:r>
-      <w:r>
-        <w:fldChar w:fldCharType="separate"/>
-      </w:r>
-      <w:r>
-        <w:rPr>
-          <w:noProof/>
-        </w:rPr>
-        <w:t>10</w:t>
-      </w:r>
-      <w:r>
-        <w:fldChar w:fldCharType="end"/>
-      </w:r>
-      <w:r>
-        <w:t xml:space="preserve">. </w:t>
-      </w:r>
-      <w:r>
-        <w:t>Sơ đồ phân rã Usecase “</w:t>
-      </w:r>
+      <w:fldSimple w:instr=" SEQ Hình \* ARABIC ">
+        <w:r>
+          <w:rPr>
+            <w:noProof/>
+          </w:rPr>
+          <w:t>10</w:t>
+        </w:r>
+      </w:fldSimple>
       <w:r>
         <w:rPr>
           <w:rFonts w:hint="eastAsia"/>
         </w:rPr>
-        <w:t>Qu</w:t>
-      </w:r>
-      <w:r>
-        <w:t>ả</w:t>
-      </w:r>
-      <w:r>
-        <w:rPr>
-          <w:rFonts w:hint="eastAsia"/>
-        </w:rPr>
-        <w:t>n lý ngân hàng đ</w:t>
-      </w:r>
-      <w:r>
-        <w:t>ề</w:t>
-      </w:r>
-      <w:r>
-        <w:t>”</w:t>
-      </w:r>
+        <w:t>.</w:t>
+      </w:r>
+      <w:r>
+        <w:t>Sơ đồ phân rã Usecase “Quản lý ngân hàng đề”</w:t>
+      </w:r>
+    </w:p>
+    <w:p>
+      <w:pPr>
+        <w:pStyle w:val="Tnnh"/>
+      </w:pPr>
     </w:p>
     <w:tbl>
       <w:tblPr>
@@ -15575,10 +15356,13 @@
               <w:rPr>
                 <w:rFonts w:hint="eastAsia"/>
               </w:rPr>
-              <w:t>n lý ngân hàng đ</w:t>
+              <w:t>n lý đ</w:t>
             </w:r>
             <w:r>
               <w:t>ề</w:t>
+            </w:r>
+            <w:r>
+              <w:t xml:space="preserve"> thi</w:t>
             </w:r>
             <w:r>
               <w:rPr>
@@ -16962,15 +16746,7 @@
           <w:sz w:val="24"/>
           <w:szCs w:val="24"/>
         </w:rPr>
-        <w:t>. Usecase “</w:t>
-      </w:r>
-      <w:r>
-        <w:rPr>
-          <w:color w:val="000000" w:themeColor="text1"/>
-          <w:sz w:val="24"/>
-          <w:szCs w:val="24"/>
-        </w:rPr>
-        <w:t xml:space="preserve">Quản lý </w:t>
+        <w:t xml:space="preserve">. Usecase “Quản lý </w:t>
       </w:r>
       <w:r>
         <w:rPr>
@@ -17004,31 +16780,26 @@
           <w:sz w:val="24"/>
           <w:szCs w:val="24"/>
         </w:rPr>
-        <w:t>ọc viên</w:t>
-      </w:r>
-      <w:r>
-        <w:rPr>
-          <w:color w:val="000000" w:themeColor="text1"/>
-          <w:sz w:val="24"/>
-          <w:szCs w:val="24"/>
-        </w:rPr>
-        <w:t>”</w:t>
+        <w:t>ọc viên”</w:t>
       </w:r>
       <w:bookmarkEnd w:id="18"/>
     </w:p>
     <w:p>
       <w:pPr>
         <w:keepNext/>
-      </w:pPr>
-      <w:r>
         <w:rPr>
           <w:noProof/>
         </w:rPr>
+      </w:pPr>
+      <w:r>
+        <w:rPr>
+          <w:noProof/>
+        </w:rPr>
         <w:drawing>
-          <wp:inline distT="0" distB="0" distL="0" distR="0" wp14:anchorId="4BED8C7A" wp14:editId="73330FEA">
-            <wp:extent cx="5943600" cy="3338830"/>
-            <wp:effectExtent l="0" t="0" r="0" b="0"/>
-            <wp:docPr id="635631832" name="Picture 1"/>
+          <wp:inline distT="0" distB="0" distL="0" distR="0" wp14:anchorId="2D6476F7" wp14:editId="7826B2E8">
+            <wp:extent cx="5943600" cy="3349625"/>
+            <wp:effectExtent l="0" t="0" r="0" b="3175"/>
+            <wp:docPr id="171634835" name="Picture 1"/>
             <wp:cNvGraphicFramePr>
               <a:graphicFrameLocks xmlns:a="http://schemas.openxmlformats.org/drawingml/2006/main" noChangeAspect="1"/>
             </wp:cNvGraphicFramePr>
@@ -17036,7 +16807,7 @@
               <a:graphicData uri="http://schemas.openxmlformats.org/drawingml/2006/picture">
                 <pic:pic xmlns:pic="http://schemas.openxmlformats.org/drawingml/2006/picture">
                   <pic:nvPicPr>
-                    <pic:cNvPr id="635631832" name=""/>
+                    <pic:cNvPr id="171634835" name=""/>
                     <pic:cNvPicPr/>
                   </pic:nvPicPr>
                   <pic:blipFill>
@@ -17048,7 +16819,7 @@
                   <pic:spPr>
                     <a:xfrm>
                       <a:off x="0" y="0"/>
-                      <a:ext cx="5943600" cy="3338830"/>
+                      <a:ext cx="5943600" cy="3349625"/>
                     </a:xfrm>
                     <a:prstGeom prst="rect">
                       <a:avLst/>
@@ -17068,53 +16839,22 @@
       <w:r>
         <w:t xml:space="preserve">Hình </w:t>
       </w:r>
-      <w:r>
-        <w:fldChar w:fldCharType="begin"/>
-      </w:r>
-      <w:r>
-        <w:instrText xml:space="preserve"> SEQ Hình \* ARABIC </w:instrText>
-      </w:r>
-      <w:r>
-        <w:fldChar w:fldCharType="separate"/>
-      </w:r>
-      <w:r>
-        <w:rPr>
-          <w:noProof/>
-        </w:rPr>
-        <w:t>11</w:t>
-      </w:r>
-      <w:r>
-        <w:fldChar w:fldCharType="end"/>
-      </w:r>
-      <w:r>
+      <w:fldSimple w:instr=" SEQ Hình \* ARABIC ">
+        <w:r>
+          <w:rPr>
+            <w:noProof/>
+          </w:rPr>
+          <w:t>11</w:t>
+        </w:r>
+      </w:fldSimple>
+      <w:r>
+        <w:rPr>
+          <w:rFonts w:hint="eastAsia"/>
+        </w:rPr>
         <w:t xml:space="preserve">. </w:t>
       </w:r>
       <w:r>
-        <w:t>Sơ đồ phân rã Usecase “</w:t>
-      </w:r>
-      <w:r>
-        <w:t xml:space="preserve">Quản lý </w:t>
-      </w:r>
-      <w:r>
-        <w:rPr>
-          <w:rFonts w:hint="eastAsia"/>
-        </w:rPr>
-        <w:t>t</w:t>
-      </w:r>
-      <w:r>
-        <w:t xml:space="preserve">ài khoản </w:t>
-      </w:r>
-      <w:r>
-        <w:rPr>
-          <w:rFonts w:hint="eastAsia"/>
-        </w:rPr>
-        <w:t>h</w:t>
-      </w:r>
-      <w:r>
-        <w:t>ọc viên</w:t>
-      </w:r>
-      <w:r>
-        <w:t>”</w:t>
+        <w:t>Sơ đồ phân rã Usecase “Quản lý tài khoản học viên”</w:t>
       </w:r>
     </w:p>
     <w:tbl>
@@ -17405,15 +17145,16 @@
               <w:t>C</w:t>
             </w:r>
             <w:r>
-              <w:t xml:space="preserve">ung cấp cho Admin công cụ để quản lý tài khoản của học viên trên hệ thống (tìm kiếm, khóa/mở khóa tài khoản). Đồng </w:t>
-            </w:r>
-            <w:proofErr w:type="gramStart"/>
-            <w:r>
-              <w:t>thời,cho</w:t>
-            </w:r>
-            <w:proofErr w:type="gramEnd"/>
-            <w:r>
-              <w:t xml:space="preserve"> phép Admin theo dõi</w:t>
+              <w:t>ung cấp cho Admin công cụ để quản lý tài khoản của học viên trên hệ thống (tìm kiếm, khóa/mở khóa tài khoản). Đồng thời,</w:t>
+            </w:r>
+            <w:r>
+              <w:rPr>
+                <w:rFonts w:hint="eastAsia"/>
+              </w:rPr>
+              <w:t xml:space="preserve"> </w:t>
+            </w:r>
+            <w:r>
+              <w:t>cho phép Admin theo dõi</w:t>
             </w:r>
             <w:r>
               <w:rPr>
@@ -18487,6 +18228,9 @@
         <w:keepNext/>
       </w:pPr>
       <w:r>
+        <w:rPr>
+          <w:noProof/>
+        </w:rPr>
         <w:drawing>
           <wp:inline distT="0" distB="0" distL="0" distR="0" wp14:anchorId="4E96CCDC" wp14:editId="6A746387">
             <wp:extent cx="5943600" cy="5443855"/>
@@ -18544,24 +18288,14 @@
       <w:r>
         <w:t xml:space="preserve">Hình </w:t>
       </w:r>
-      <w:r>
-        <w:fldChar w:fldCharType="begin"/>
-      </w:r>
-      <w:r>
-        <w:instrText xml:space="preserve"> SEQ Hình \* ARABIC </w:instrText>
-      </w:r>
-      <w:r>
-        <w:fldChar w:fldCharType="separate"/>
-      </w:r>
-      <w:r>
-        <w:rPr>
-          <w:noProof/>
-        </w:rPr>
-        <w:t>12</w:t>
-      </w:r>
-      <w:r>
-        <w:fldChar w:fldCharType="end"/>
-      </w:r>
+      <w:fldSimple w:instr=" SEQ Hình \* ARABIC ">
+        <w:r>
+          <w:rPr>
+            <w:noProof/>
+          </w:rPr>
+          <w:t>12</w:t>
+        </w:r>
+      </w:fldSimple>
       <w:r>
         <w:t xml:space="preserve">. </w:t>
       </w:r>
@@ -19175,24 +18909,14 @@
       <w:r>
         <w:t xml:space="preserve">Hình </w:t>
       </w:r>
-      <w:r>
-        <w:fldChar w:fldCharType="begin"/>
-      </w:r>
-      <w:r>
-        <w:instrText xml:space="preserve"> SEQ Hình \* ARABIC </w:instrText>
-      </w:r>
-      <w:r>
-        <w:fldChar w:fldCharType="separate"/>
-      </w:r>
-      <w:r>
-        <w:rPr>
-          <w:noProof/>
-        </w:rPr>
-        <w:t>13</w:t>
-      </w:r>
-      <w:r>
-        <w:fldChar w:fldCharType="end"/>
-      </w:r>
+      <w:fldSimple w:instr=" SEQ Hình \* ARABIC ">
+        <w:r>
+          <w:rPr>
+            <w:noProof/>
+          </w:rPr>
+          <w:t>13</w:t>
+        </w:r>
+      </w:fldSimple>
       <w:r>
         <w:t xml:space="preserve">. </w:t>
       </w:r>
@@ -19896,10 +19620,10 @@
           <w:noProof/>
         </w:rPr>
         <w:drawing>
-          <wp:inline distT="0" distB="0" distL="0" distR="0" wp14:anchorId="3F8D055D" wp14:editId="2E55CD2B">
-            <wp:extent cx="5943600" cy="2809875"/>
-            <wp:effectExtent l="0" t="0" r="0" b="9525"/>
-            <wp:docPr id="2085494034" name="Picture 2"/>
+          <wp:inline distT="0" distB="0" distL="0" distR="0" wp14:anchorId="62C597CC" wp14:editId="722A2DA5">
+            <wp:extent cx="5943600" cy="3023235"/>
+            <wp:effectExtent l="0" t="0" r="0" b="5715"/>
+            <wp:docPr id="1993371523" name="Picture 2"/>
             <wp:cNvGraphicFramePr>
               <a:graphicFrameLocks xmlns:a="http://schemas.openxmlformats.org/drawingml/2006/main" noChangeAspect="1"/>
             </wp:cNvGraphicFramePr>
@@ -19928,7 +19652,7 @@
                   <pic:spPr bwMode="auto">
                     <a:xfrm>
                       <a:off x="0" y="0"/>
-                      <a:ext cx="5943600" cy="2809875"/>
+                      <a:ext cx="5943600" cy="3023235"/>
                     </a:xfrm>
                     <a:prstGeom prst="rect">
                       <a:avLst/>
@@ -19955,30 +19679,31 @@
       <w:r>
         <w:t xml:space="preserve">Hình </w:t>
       </w:r>
-      <w:r>
-        <w:fldChar w:fldCharType="begin"/>
-      </w:r>
-      <w:r>
-        <w:instrText xml:space="preserve"> SEQ Hình \* ARABIC </w:instrText>
-      </w:r>
-      <w:r>
-        <w:fldChar w:fldCharType="separate"/>
-      </w:r>
-      <w:r>
+      <w:fldSimple w:instr=" SEQ Hình \* ARABIC ">
+        <w:r>
+          <w:rPr>
+            <w:noProof/>
+          </w:rPr>
+          <w:t>14</w:t>
+        </w:r>
+      </w:fldSimple>
+      <w:r>
+        <w:rPr>
+          <w:rFonts w:hint="eastAsia"/>
+        </w:rPr>
+        <w:t xml:space="preserve">. </w:t>
+      </w:r>
+      <w:r>
+        <w:t>Sequence Diagram luồng đọc bài viết mẫu</w:t>
+      </w:r>
+    </w:p>
+    <w:p>
+      <w:pPr>
+        <w:keepNext/>
         <w:rPr>
           <w:noProof/>
         </w:rPr>
-        <w:t>14</w:t>
-      </w:r>
-      <w:r>
-        <w:fldChar w:fldCharType="end"/>
-      </w:r>
-      <w:r>
-        <w:t xml:space="preserve">. </w:t>
-      </w:r>
-      <w:r>
-        <w:t>Sequence Diagram luồng đọc bài viết mẫu</w:t>
-      </w:r>
+      </w:pPr>
     </w:p>
     <w:p>
       <w:pPr>
@@ -20074,6 +19799,7 @@
           <w:b/>
           <w:bCs/>
         </w:rPr>
+        <w:lastRenderedPageBreak/>
         <w:t>Redis Cache:</w:t>
       </w:r>
       <w:r>
@@ -20128,7 +19854,6 @@
           <w:sz w:val="24"/>
           <w:szCs w:val="24"/>
         </w:rPr>
-        <w:lastRenderedPageBreak/>
         <w:t>1.2</w:t>
       </w:r>
       <w:r>
@@ -20469,11 +20194,14 @@
         <w:keepNext/>
       </w:pPr>
       <w:r>
+        <w:rPr>
+          <w:noProof/>
+        </w:rPr>
         <w:drawing>
-          <wp:inline distT="0" distB="0" distL="0" distR="0" wp14:anchorId="0DB75010" wp14:editId="615366A9">
-            <wp:extent cx="5943600" cy="3165475"/>
+          <wp:inline distT="0" distB="0" distL="0" distR="0" wp14:anchorId="2564E244" wp14:editId="1223123B">
+            <wp:extent cx="5943600" cy="3143885"/>
             <wp:effectExtent l="0" t="0" r="0" b="0"/>
-            <wp:docPr id="1715413925" name="Picture 10"/>
+            <wp:docPr id="1300119777" name="Picture 6"/>
             <wp:cNvGraphicFramePr>
               <a:graphicFrameLocks xmlns:a="http://schemas.openxmlformats.org/drawingml/2006/main" noChangeAspect="1"/>
             </wp:cNvGraphicFramePr>
@@ -20481,7 +20209,7 @@
               <a:graphicData uri="http://schemas.openxmlformats.org/drawingml/2006/picture">
                 <pic:pic xmlns:pic="http://schemas.openxmlformats.org/drawingml/2006/picture">
                   <pic:nvPicPr>
-                    <pic:cNvPr id="0" name="Picture 37"/>
+                    <pic:cNvPr id="0" name="Picture 20"/>
                     <pic:cNvPicPr>
                       <a:picLocks noChangeAspect="1" noChangeArrowheads="1"/>
                     </pic:cNvPicPr>
@@ -20502,7 +20230,7 @@
                   <pic:spPr bwMode="auto">
                     <a:xfrm>
                       <a:off x="0" y="0"/>
-                      <a:ext cx="5943600" cy="3165475"/>
+                      <a:ext cx="5943600" cy="3143885"/>
                     </a:xfrm>
                     <a:prstGeom prst="rect">
                       <a:avLst/>
@@ -20522,29 +20250,25 @@
     <w:p>
       <w:pPr>
         <w:pStyle w:val="Tnnh"/>
+        <w:rPr>
+          <w:noProof/>
+        </w:rPr>
       </w:pPr>
       <w:r>
         <w:t xml:space="preserve">Hình </w:t>
       </w:r>
-      <w:r>
-        <w:fldChar w:fldCharType="begin"/>
-      </w:r>
-      <w:r>
-        <w:instrText xml:space="preserve"> SEQ Hình \* ARABIC </w:instrText>
-      </w:r>
-      <w:r>
-        <w:fldChar w:fldCharType="separate"/>
-      </w:r>
-      <w:r>
-        <w:rPr>
-          <w:noProof/>
-        </w:rPr>
-        <w:t>15</w:t>
-      </w:r>
-      <w:r>
-        <w:fldChar w:fldCharType="end"/>
-      </w:r>
-      <w:r>
+      <w:fldSimple w:instr=" SEQ Hình \* ARABIC ">
+        <w:r>
+          <w:rPr>
+            <w:noProof/>
+          </w:rPr>
+          <w:t>15</w:t>
+        </w:r>
+      </w:fldSimple>
+      <w:r>
+        <w:rPr>
+          <w:rFonts w:hint="eastAsia"/>
+        </w:rPr>
         <w:t xml:space="preserve">. </w:t>
       </w:r>
       <w:r>
@@ -21758,24 +21482,14 @@
       <w:r>
         <w:t xml:space="preserve">Hình </w:t>
       </w:r>
-      <w:r>
-        <w:fldChar w:fldCharType="begin"/>
-      </w:r>
-      <w:r>
-        <w:instrText xml:space="preserve"> SEQ Hình \* ARABIC </w:instrText>
-      </w:r>
-      <w:r>
-        <w:fldChar w:fldCharType="separate"/>
-      </w:r>
-      <w:r>
-        <w:rPr>
-          <w:noProof/>
-        </w:rPr>
-        <w:t>16</w:t>
-      </w:r>
-      <w:r>
-        <w:fldChar w:fldCharType="end"/>
-      </w:r>
+      <w:fldSimple w:instr=" SEQ Hình \* ARABIC ">
+        <w:r>
+          <w:rPr>
+            <w:noProof/>
+          </w:rPr>
+          <w:t>16</w:t>
+        </w:r>
+      </w:fldSimple>
       <w:r>
         <w:t xml:space="preserve">. </w:t>
       </w:r>
@@ -22567,11 +22281,14 @@
         <w:keepNext/>
       </w:pPr>
       <w:r>
+        <w:rPr>
+          <w:noProof/>
+        </w:rPr>
         <w:drawing>
-          <wp:inline distT="0" distB="0" distL="0" distR="0" wp14:anchorId="1C5DA058" wp14:editId="126DF7CE">
+          <wp:inline distT="0" distB="0" distL="0" distR="0" wp14:anchorId="2F223870" wp14:editId="7ECD6D40">
             <wp:extent cx="5943600" cy="5938520"/>
             <wp:effectExtent l="0" t="0" r="0" b="5080"/>
-            <wp:docPr id="46636355" name="Picture 8"/>
+            <wp:docPr id="219777861" name="Picture 4"/>
             <wp:cNvGraphicFramePr>
               <a:graphicFrameLocks xmlns:a="http://schemas.openxmlformats.org/drawingml/2006/main" noChangeAspect="1"/>
             </wp:cNvGraphicFramePr>
@@ -22579,7 +22296,7 @@
               <a:graphicData uri="http://schemas.openxmlformats.org/drawingml/2006/picture">
                 <pic:pic xmlns:pic="http://schemas.openxmlformats.org/drawingml/2006/picture">
                   <pic:nvPicPr>
-                    <pic:cNvPr id="0" name="Picture 30"/>
+                    <pic:cNvPr id="0" name="Picture 13"/>
                     <pic:cNvPicPr>
                       <a:picLocks noChangeAspect="1" noChangeArrowheads="1"/>
                     </pic:cNvPicPr>
@@ -22620,39 +22337,38 @@
     <w:p>
       <w:pPr>
         <w:pStyle w:val="Tnnh"/>
+        <w:rPr>
+          <w:noProof/>
+        </w:rPr>
       </w:pPr>
       <w:r>
         <w:t xml:space="preserve">Hình </w:t>
       </w:r>
-      <w:r>
-        <w:fldChar w:fldCharType="begin"/>
-      </w:r>
-      <w:r>
-        <w:instrText xml:space="preserve"> SEQ Hình \* ARABIC </w:instrText>
-      </w:r>
-      <w:r>
-        <w:fldChar w:fldCharType="separate"/>
-      </w:r>
-      <w:r>
+      <w:fldSimple w:instr=" SEQ Hình \* ARABIC ">
+        <w:r>
+          <w:rPr>
+            <w:noProof/>
+          </w:rPr>
+          <w:t>17</w:t>
+        </w:r>
+      </w:fldSimple>
+      <w:r>
+        <w:rPr>
+          <w:rFonts w:hint="eastAsia"/>
+        </w:rPr>
+        <w:t xml:space="preserve">. </w:t>
+      </w:r>
+      <w:r>
+        <w:t>Activity diagram xem kết quả đánh giá bài thi AI</w:t>
+      </w:r>
+    </w:p>
+    <w:p>
+      <w:pPr>
+        <w:pStyle w:val="Tnnh"/>
+        <w:keepNext/>
         <w:rPr>
           <w:noProof/>
         </w:rPr>
-        <w:t>17</w:t>
-      </w:r>
-      <w:r>
-        <w:fldChar w:fldCharType="end"/>
-      </w:r>
-      <w:r>
-        <w:t xml:space="preserve">. </w:t>
-      </w:r>
-      <w:r>
-        <w:t>Activity diagram xem kết quả đánh giá bài thi AI</w:t>
-      </w:r>
-    </w:p>
-    <w:p>
-      <w:pPr>
-        <w:pStyle w:val="Tnnh"/>
-        <w:jc w:val="left"/>
       </w:pPr>
     </w:p>
     <w:p>
@@ -34915,6 +34631,7 @@
   <w:style w:type="character" w:default="1" w:styleId="DefaultParagraphFont">
     <w:name w:val="Default Paragraph Font"/>
     <w:uiPriority w:val="1"/>
+    <w:semiHidden/>
     <w:unhideWhenUsed/>
   </w:style>
   <w:style w:type="table" w:default="1" w:styleId="TableNormal">
